--- a/МатМодиИИ/ФОС/ОС_Б1.В.01.07_Машинное_обучение.docx
+++ b/МатМодиИИ/ФОС/ОС_Б1.В.01.07_Машинное_обучение.docx
@@ -372,7 +372,7 @@
                 <w:sz w:val="28"/>
                 <w:szCs w:val="28"/>
               </w:rPr>
-              <w:t xml:space="preserve">«машинное обучение»</w:t>
+              <w:t xml:space="preserve">«Машинное обучение»</w:t>
             </w:r>
           </w:p>
         </w:tc>
@@ -598,7 +598,7 @@
                 <w:sz w:val="28"/>
                 <w:szCs w:val="28"/>
               </w:rPr>
-              <w:t xml:space="preserve">Направленность (профиль):</w:t>
+              <w:t xml:space="preserve">Направленность (профиль)/специализация программы:</w:t>
             </w:r>
           </w:p>
         </w:tc>
@@ -835,7 +835,7 @@
           <w:sz w:val="28"/>
           <w:szCs w:val="28"/>
         </w:rPr>
-        <w:t xml:space="preserve">Рязань, </w:t>
+        <w:t xml:space="preserve">Рязань 2026</w:t>
       </w:r>
       <w:r>
         <w:rPr>
@@ -844,7 +844,7 @@
           <w:sz w:val="28"/>
           <w:szCs w:val="28"/>
         </w:rPr>
-        <w:t>2026</w:t>
+        <w:t/>
       </w:r>
     </w:p>
     <w:p>
@@ -1599,7 +1599,7 @@
           <w:szCs w:val="24"/>
           <w:lang w:val="ru-RU" w:eastAsia="zh-CN"/>
         </w:rPr>
-        <w:t xml:space="preserve">ПАСПОРТ ОЦЕНОЧНЫХ МАТЕРИАЛОВ ПО ДИСЦИПЛИНЕ ДЛЯ ПРОМЕЖУТОЧНОЙ АТТЕСТАЦИИ</w:t>
+        <w:t xml:space="preserve">ПАСПОРТ ОЦЕНОЧНЫХ МАТЕРИАЛОВ ПО ДИСЦИПЛИНЕ (МОДУЛЮ) ДЛЯ ПРОМЕЖУТОЧНОЙ АТТЕСТАЦИИ</w:t>
       </w:r>
     </w:p>
     <w:tbl>
@@ -6611,6 +6611,1477 @@
     </w:p>
     <w:p>
       <w:pPr>
+        <w:keepNext/>
+        <w:keepLines/>
+        <w:widowControl/>
+        <w:suppressAutoHyphens w:val="0"/>
+        <w:autoSpaceDE w:val="0"/>
+        <w:autoSpaceDN w:val="0"/>
+        <w:jc w:val="both"/>
+        <w:rPr>
+          <w:rFonts w:ascii="Times New Roman" w:eastAsia="Times New Roman" w:hAnsi="Times New Roman" w:cs="Times New Roman"/>
+          <w:color w:val="auto"/>
+          <w:sz w:val="28"/>
+          <w:szCs w:val="28"/>
+          <w:lang w:eastAsia="en-US" w:bidi="ar-SA"/>
+        </w:rPr>
+      </w:pPr>
+      <w:r>
+        <w:rPr>
+          <w:rFonts w:ascii="Times New Roman" w:eastAsia="Times New Roman" w:hAnsi="Times New Roman" w:cs="Times New Roman"/>
+          <w:color w:val="auto"/>
+          <w:sz w:val="28"/>
+          <w:szCs w:val="28"/>
+          <w:lang w:eastAsia="en-US" w:bidi="ar-SA"/>
+        </w:rPr>
+        <w:t>Перечень лабораторных работ (при наличии)</w:t>
+      </w:r>
+    </w:p>
+    <w:tbl>
+      <w:tblPr>
+        <w:tblW w:w="0" w:type="auto"/>
+        <w:tblBorders>
+          <w:top w:val="single" w:sz="4" w:space="0" w:color="auto"/>
+          <w:left w:val="single" w:sz="4" w:space="0" w:color="auto"/>
+          <w:bottom w:val="single" w:sz="4" w:space="0" w:color="auto"/>
+          <w:right w:val="single" w:sz="4" w:space="0" w:color="auto"/>
+          <w:insideH w:val="single" w:sz="4" w:space="0" w:color="auto"/>
+          <w:insideV w:val="single" w:sz="4" w:space="0" w:color="auto"/>
+        </w:tblBorders>
+        <w:tblLook w:val="04A0" w:firstRow="1" w:lastRow="0" w:firstColumn="1" w:lastColumn="0" w:noHBand="0" w:noVBand="1"/>
+      </w:tblPr>
+      <w:tblGrid>
+        <w:gridCol w:w="1218"/>
+        <w:gridCol w:w="1091"/>
+        <w:gridCol w:w="2654"/>
+        <w:gridCol w:w="4607"/>
+      </w:tblGrid>
+      <w:tr>
+        <w:trPr>
+          <w:tblHeader/>
+        </w:trPr>
+        <w:tc>
+          <w:tcPr>
+            <w:tcW w:w="0" w:type="auto"/>
+            <w:shd w:val="clear" w:color="auto" w:fill="auto"/>
+          </w:tcPr>
+          <w:p>
+            <w:pPr>
+              <w:keepNext/>
+              <w:jc w:val="center"/>
+              <w:rPr>
+                <w:szCs w:val="22"/>
+              </w:rPr>
+            </w:pPr>
+            <w:r>
+              <w:rPr>
+                <w:rFonts w:ascii="Times New Roman" w:hAnsi="Times New Roman"/>
+                <w:b/>
+                <w:sz w:val="24"/>
+                <w:szCs w:val="22"/>
+              </w:rPr>
+              <w:t>№ семестра</w:t>
+            </w:r>
+          </w:p>
+        </w:tc>
+        <w:tc>
+          <w:tcPr>
+            <w:tcW w:w="0" w:type="auto"/>
+            <w:shd w:val="clear" w:color="auto" w:fill="auto"/>
+          </w:tcPr>
+          <w:p>
+            <w:pPr>
+              <w:keepNext/>
+              <w:jc w:val="center"/>
+              <w:rPr>
+                <w:szCs w:val="22"/>
+              </w:rPr>
+            </w:pPr>
+            <w:r>
+              <w:rPr>
+                <w:rFonts w:ascii="Times New Roman" w:hAnsi="Times New Roman"/>
+                <w:b/>
+                <w:sz w:val="24"/>
+                <w:szCs w:val="22"/>
+              </w:rPr>
+              <w:t>№ раздела</w:t>
+            </w:r>
+          </w:p>
+        </w:tc>
+        <w:tc>
+          <w:tcPr>
+            <w:tcW w:w="0" w:type="auto"/>
+            <w:shd w:val="clear" w:color="auto" w:fill="auto"/>
+          </w:tcPr>
+          <w:p>
+            <w:pPr>
+              <w:keepNext/>
+              <w:jc w:val="center"/>
+              <w:rPr>
+                <w:szCs w:val="22"/>
+              </w:rPr>
+            </w:pPr>
+            <w:r>
+              <w:rPr>
+                <w:rFonts w:ascii="Times New Roman" w:hAnsi="Times New Roman"/>
+                <w:b/>
+                <w:sz w:val="24"/>
+                <w:szCs w:val="22"/>
+              </w:rPr>
+              <w:t>Наименование раздела учебной дисциплины</w:t>
+            </w:r>
+          </w:p>
+        </w:tc>
+        <w:tc>
+          <w:tcPr>
+            <w:tcW w:w="0" w:type="auto"/>
+            <w:shd w:val="clear" w:color="auto" w:fill="auto"/>
+          </w:tcPr>
+          <w:p>
+            <w:pPr>
+              <w:keepNext/>
+              <w:jc w:val="center"/>
+              <w:rPr>
+                <w:szCs w:val="22"/>
+              </w:rPr>
+            </w:pPr>
+            <w:r>
+              <w:rPr>
+                <w:rFonts w:ascii="Times New Roman" w:hAnsi="Times New Roman"/>
+                <w:b/>
+                <w:sz w:val="24"/>
+                <w:szCs w:val="22"/>
+              </w:rPr>
+              <w:t>Название лабораторной работы</w:t>
+            </w:r>
+          </w:p>
+        </w:tc>
+      </w:tr>
+      <w:tr>
+        <w:trPr>
+          <w:cantSplit/>
+        </w:trPr>
+        <w:tc>
+          <w:tcPr>
+            <w:tcW w:w="0" w:type="auto"/>
+            <w:vMerge w:val="restart"/>
+            <w:shd w:val="clear" w:color="auto" w:fill="auto"/>
+          </w:tcPr>
+          <w:p>
+            <w:pPr>
+              <w:keepNext/>
+              <w:jc w:val="center"/>
+              <w:rPr>
+                <w:szCs w:val="22"/>
+              </w:rPr>
+            </w:pPr>
+            <w:r>
+              <w:rPr>
+                <w:rFonts w:ascii="Times New Roman" w:hAnsi="Times New Roman"/>
+                <w:sz w:val="24"/>
+                <w:szCs w:val="22"/>
+              </w:rPr>
+              <w:t>8</w:t>
+            </w:r>
+          </w:p>
+        </w:tc>
+        <w:tc>
+          <w:tcPr>
+            <w:tcW w:w="0" w:type="auto"/>
+            <w:shd w:val="clear" w:color="auto" w:fill="auto"/>
+          </w:tcPr>
+          <w:p>
+            <w:pPr>
+              <w:keepNext/>
+              <w:jc w:val="center"/>
+              <w:rPr>
+                <w:szCs w:val="22"/>
+              </w:rPr>
+            </w:pPr>
+            <w:r>
+              <w:rPr>
+                <w:rFonts w:ascii="Times New Roman" w:hAnsi="Times New Roman"/>
+                <w:sz w:val="24"/>
+                <w:szCs w:val="22"/>
+              </w:rPr>
+              <w:t>1</w:t>
+            </w:r>
+          </w:p>
+        </w:tc>
+        <w:tc>
+          <w:tcPr>
+            <w:tcW w:w="0" w:type="auto"/>
+            <w:shd w:val="clear" w:color="auto" w:fill="auto"/>
+          </w:tcPr>
+          <w:p>
+            <w:pPr>
+              <w:keepNext/>
+              <w:jc w:val="center"/>
+              <w:rPr>
+                <w:szCs w:val="22"/>
+              </w:rPr>
+            </w:pPr>
+            <w:r>
+              <w:rPr>
+                <w:rFonts w:ascii="Times New Roman" w:hAnsi="Times New Roman"/>
+                <w:sz w:val="24"/>
+                <w:szCs w:val="22"/>
+              </w:rPr>
+              <w:t>Задачи и статистические основы машинного обучения</w:t>
+            </w:r>
+          </w:p>
+        </w:tc>
+        <w:tc>
+          <w:tcPr>
+            <w:tcW w:w="0" w:type="auto"/>
+            <w:shd w:val="clear" w:color="auto" w:fill="auto"/>
+          </w:tcPr>
+          <w:p>
+            <w:pPr>
+              <w:keepNext/>
+              <w:rPr>
+                <w:szCs w:val="22"/>
+              </w:rPr>
+            </w:pPr>
+            <w:r>
+              <w:rPr>
+                <w:rFonts w:ascii="Times New Roman" w:hAnsi="Times New Roman"/>
+                <w:sz w:val="24"/>
+                <w:szCs w:val="22"/>
+              </w:rPr>
+              <w:t>Лабораторная работа №1. Построение протокола классификации табличных данных и обнаружение утечки целевого признака</w:t>
+            </w:r>
+          </w:p>
+        </w:tc>
+      </w:tr>
+      <w:tr>
+        <w:trPr>
+          <w:cantSplit/>
+        </w:trPr>
+        <w:tc>
+          <w:tcPr>
+            <w:tcW w:w="0" w:type="auto"/>
+            <w:vMerge/>
+            <w:shd w:val="clear" w:color="auto" w:fill="auto"/>
+          </w:tcPr>
+          <w:p/>
+        </w:tc>
+        <w:tc>
+          <w:tcPr>
+            <w:tcW w:w="0" w:type="auto"/>
+            <w:shd w:val="clear" w:color="auto" w:fill="auto"/>
+          </w:tcPr>
+          <w:p>
+            <w:pPr>
+              <w:keepNext/>
+              <w:jc w:val="center"/>
+              <w:rPr>
+                <w:szCs w:val="22"/>
+              </w:rPr>
+            </w:pPr>
+            <w:r>
+              <w:rPr>
+                <w:rFonts w:ascii="Times New Roman" w:hAnsi="Times New Roman"/>
+                <w:sz w:val="24"/>
+                <w:szCs w:val="22"/>
+              </w:rPr>
+              <w:t>2</w:t>
+            </w:r>
+          </w:p>
+        </w:tc>
+        <w:tc>
+          <w:tcPr>
+            <w:tcW w:w="0" w:type="auto"/>
+            <w:shd w:val="clear" w:color="auto" w:fill="auto"/>
+          </w:tcPr>
+          <w:p>
+            <w:pPr>
+              <w:keepNext/>
+              <w:jc w:val="center"/>
+              <w:rPr>
+                <w:szCs w:val="22"/>
+              </w:rPr>
+            </w:pPr>
+            <w:r>
+              <w:rPr>
+                <w:rFonts w:ascii="Times New Roman" w:hAnsi="Times New Roman"/>
+                <w:sz w:val="24"/>
+                <w:szCs w:val="22"/>
+              </w:rPr>
+              <w:t>Признаки и подготовка данных</w:t>
+            </w:r>
+          </w:p>
+        </w:tc>
+        <w:tc>
+          <w:tcPr>
+            <w:tcW w:w="0" w:type="auto"/>
+            <w:shd w:val="clear" w:color="auto" w:fill="auto"/>
+          </w:tcPr>
+          <w:p>
+            <w:pPr>
+              <w:keepNext/>
+              <w:rPr>
+                <w:szCs w:val="22"/>
+              </w:rPr>
+            </w:pPr>
+            <w:r>
+              <w:rPr>
+                <w:rFonts w:ascii="Times New Roman" w:hAnsi="Times New Roman"/>
+                <w:sz w:val="24"/>
+                <w:szCs w:val="22"/>
+              </w:rPr>
+              <w:t>Лабораторная работа №2. Подготовка смешанных признаков в конвейере и проверка обработки неизвестных категорий</w:t>
+            </w:r>
+          </w:p>
+        </w:tc>
+      </w:tr>
+      <w:tr>
+        <w:trPr>
+          <w:cantSplit/>
+        </w:trPr>
+        <w:tc>
+          <w:tcPr>
+            <w:tcW w:w="0" w:type="auto"/>
+            <w:vMerge/>
+            <w:shd w:val="clear" w:color="auto" w:fill="auto"/>
+          </w:tcPr>
+          <w:p/>
+        </w:tc>
+        <w:tc>
+          <w:tcPr>
+            <w:tcW w:w="0" w:type="auto"/>
+            <w:shd w:val="clear" w:color="auto" w:fill="auto"/>
+          </w:tcPr>
+          <w:p>
+            <w:pPr>
+              <w:keepNext/>
+              <w:jc w:val="center"/>
+              <w:rPr>
+                <w:szCs w:val="22"/>
+              </w:rPr>
+            </w:pPr>
+            <w:r>
+              <w:rPr>
+                <w:rFonts w:ascii="Times New Roman" w:hAnsi="Times New Roman"/>
+                <w:sz w:val="24"/>
+                <w:szCs w:val="22"/>
+              </w:rPr>
+              <w:t>3</w:t>
+            </w:r>
+          </w:p>
+        </w:tc>
+        <w:tc>
+          <w:tcPr>
+            <w:tcW w:w="0" w:type="auto"/>
+            <w:shd w:val="clear" w:color="auto" w:fill="auto"/>
+          </w:tcPr>
+          <w:p>
+            <w:pPr>
+              <w:keepNext/>
+              <w:jc w:val="center"/>
+              <w:rPr>
+                <w:szCs w:val="22"/>
+              </w:rPr>
+            </w:pPr>
+            <w:r>
+              <w:rPr>
+                <w:rFonts w:ascii="Times New Roman" w:hAnsi="Times New Roman"/>
+                <w:sz w:val="24"/>
+                <w:szCs w:val="22"/>
+              </w:rPr>
+              <w:t>Линейные модели регрессии и классификации</w:t>
+            </w:r>
+          </w:p>
+        </w:tc>
+        <w:tc>
+          <w:tcPr>
+            <w:tcW w:w="0" w:type="auto"/>
+            <w:shd w:val="clear" w:color="auto" w:fill="auto"/>
+          </w:tcPr>
+          <w:p>
+            <w:pPr>
+              <w:keepNext/>
+              <w:rPr>
+                <w:szCs w:val="22"/>
+              </w:rPr>
+            </w:pPr>
+            <w:r>
+              <w:rPr>
+                <w:rFonts w:ascii="Times New Roman" w:hAnsi="Times New Roman"/>
+                <w:sz w:val="24"/>
+                <w:szCs w:val="22"/>
+              </w:rPr>
+              <w:t>Лабораторная работа №3. Выбор коэффициента Ridge-регуляризации для прогноза по коррелированным признакам без утечки данных</w:t>
+            </w:r>
+          </w:p>
+        </w:tc>
+      </w:tr>
+      <w:tr>
+        <w:trPr>
+          <w:cantSplit/>
+        </w:trPr>
+        <w:tc>
+          <w:tcPr>
+            <w:tcW w:w="0" w:type="auto"/>
+            <w:vMerge/>
+            <w:shd w:val="clear" w:color="auto" w:fill="auto"/>
+          </w:tcPr>
+          <w:p/>
+        </w:tc>
+        <w:tc>
+          <w:tcPr>
+            <w:tcW w:w="0" w:type="auto"/>
+            <w:shd w:val="clear" w:color="auto" w:fill="auto"/>
+          </w:tcPr>
+          <w:p>
+            <w:pPr>
+              <w:keepNext/>
+              <w:jc w:val="center"/>
+              <w:rPr>
+                <w:szCs w:val="22"/>
+              </w:rPr>
+            </w:pPr>
+            <w:r>
+              <w:rPr>
+                <w:rFonts w:ascii="Times New Roman" w:hAnsi="Times New Roman"/>
+                <w:sz w:val="24"/>
+                <w:szCs w:val="22"/>
+              </w:rPr>
+              <w:t>4</w:t>
+            </w:r>
+          </w:p>
+        </w:tc>
+        <w:tc>
+          <w:tcPr>
+            <w:tcW w:w="0" w:type="auto"/>
+            <w:shd w:val="clear" w:color="auto" w:fill="auto"/>
+          </w:tcPr>
+          <w:p>
+            <w:pPr>
+              <w:keepNext/>
+              <w:jc w:val="center"/>
+              <w:rPr>
+                <w:szCs w:val="22"/>
+              </w:rPr>
+            </w:pPr>
+            <w:r>
+              <w:rPr>
+                <w:rFonts w:ascii="Times New Roman" w:hAnsi="Times New Roman"/>
+                <w:sz w:val="24"/>
+                <w:szCs w:val="22"/>
+              </w:rPr>
+              <w:t>Метрические, вероятностные и ядерные методы</w:t>
+            </w:r>
+          </w:p>
+        </w:tc>
+        <w:tc>
+          <w:tcPr>
+            <w:tcW w:w="0" w:type="auto"/>
+            <w:shd w:val="clear" w:color="auto" w:fill="auto"/>
+          </w:tcPr>
+          <w:p>
+            <w:pPr>
+              <w:keepNext/>
+              <w:rPr>
+                <w:szCs w:val="22"/>
+              </w:rPr>
+            </w:pPr>
+            <w:r>
+              <w:rPr>
+                <w:rFonts w:ascii="Times New Roman" w:hAnsi="Times New Roman"/>
+                <w:sz w:val="24"/>
+                <w:szCs w:val="22"/>
+              </w:rPr>
+              <w:t>Лабораторная работа №4. Исследование влияния масштаба признаков и параметров RBF-ядра на границу классификации SVM</w:t>
+            </w:r>
+          </w:p>
+        </w:tc>
+      </w:tr>
+      <w:tr>
+        <w:trPr>
+          <w:cantSplit/>
+        </w:trPr>
+        <w:tc>
+          <w:tcPr>
+            <w:tcW w:w="0" w:type="auto"/>
+            <w:vMerge/>
+            <w:shd w:val="clear" w:color="auto" w:fill="auto"/>
+          </w:tcPr>
+          <w:p/>
+        </w:tc>
+        <w:tc>
+          <w:tcPr>
+            <w:tcW w:w="0" w:type="auto"/>
+            <w:shd w:val="clear" w:color="auto" w:fill="auto"/>
+          </w:tcPr>
+          <w:p>
+            <w:pPr>
+              <w:keepNext/>
+              <w:jc w:val="center"/>
+              <w:rPr>
+                <w:szCs w:val="22"/>
+              </w:rPr>
+            </w:pPr>
+            <w:r>
+              <w:rPr>
+                <w:rFonts w:ascii="Times New Roman" w:hAnsi="Times New Roman"/>
+                <w:sz w:val="24"/>
+                <w:szCs w:val="22"/>
+              </w:rPr>
+              <w:t>5</w:t>
+            </w:r>
+          </w:p>
+        </w:tc>
+        <w:tc>
+          <w:tcPr>
+            <w:tcW w:w="0" w:type="auto"/>
+            <w:shd w:val="clear" w:color="auto" w:fill="auto"/>
+          </w:tcPr>
+          <w:p>
+            <w:pPr>
+              <w:keepNext/>
+              <w:jc w:val="center"/>
+              <w:rPr>
+                <w:szCs w:val="22"/>
+              </w:rPr>
+            </w:pPr>
+            <w:r>
+              <w:rPr>
+                <w:rFonts w:ascii="Times New Roman" w:hAnsi="Times New Roman"/>
+                <w:sz w:val="24"/>
+                <w:szCs w:val="22"/>
+              </w:rPr>
+              <w:t>Деревья решений и ансамблевые методы</w:t>
+            </w:r>
+          </w:p>
+        </w:tc>
+        <w:tc>
+          <w:tcPr>
+            <w:tcW w:w="0" w:type="auto"/>
+            <w:shd w:val="clear" w:color="auto" w:fill="auto"/>
+          </w:tcPr>
+          <w:p>
+            <w:pPr>
+              <w:keepNext/>
+              <w:rPr>
+                <w:szCs w:val="22"/>
+              </w:rPr>
+            </w:pPr>
+            <w:r>
+              <w:rPr>
+                <w:rFonts w:ascii="Times New Roman" w:hAnsi="Times New Roman"/>
+                <w:sz w:val="24"/>
+                <w:szCs w:val="22"/>
+              </w:rPr>
+              <w:t>Лабораторная работа №5. Исследование влияния глубины деревьев и числа оценщиков на качество случайного леса</w:t>
+            </w:r>
+          </w:p>
+        </w:tc>
+      </w:tr>
+      <w:tr>
+        <w:trPr>
+          <w:cantSplit/>
+        </w:trPr>
+        <w:tc>
+          <w:tcPr>
+            <w:tcW w:w="0" w:type="auto"/>
+            <w:vMerge/>
+            <w:shd w:val="clear" w:color="auto" w:fill="auto"/>
+          </w:tcPr>
+          <w:p/>
+        </w:tc>
+        <w:tc>
+          <w:tcPr>
+            <w:tcW w:w="0" w:type="auto"/>
+            <w:shd w:val="clear" w:color="auto" w:fill="auto"/>
+          </w:tcPr>
+          <w:p>
+            <w:pPr>
+              <w:keepNext/>
+              <w:jc w:val="center"/>
+              <w:rPr>
+                <w:szCs w:val="22"/>
+              </w:rPr>
+            </w:pPr>
+            <w:r>
+              <w:rPr>
+                <w:rFonts w:ascii="Times New Roman" w:hAnsi="Times New Roman"/>
+                <w:sz w:val="24"/>
+                <w:szCs w:val="22"/>
+              </w:rPr>
+              <w:t>6</w:t>
+            </w:r>
+          </w:p>
+        </w:tc>
+        <w:tc>
+          <w:tcPr>
+            <w:tcW w:w="0" w:type="auto"/>
+            <w:shd w:val="clear" w:color="auto" w:fill="auto"/>
+          </w:tcPr>
+          <w:p>
+            <w:pPr>
+              <w:keepNext/>
+              <w:jc w:val="center"/>
+              <w:rPr>
+                <w:szCs w:val="22"/>
+              </w:rPr>
+            </w:pPr>
+            <w:r>
+              <w:rPr>
+                <w:rFonts w:ascii="Times New Roman" w:hAnsi="Times New Roman"/>
+                <w:sz w:val="24"/>
+                <w:szCs w:val="22"/>
+              </w:rPr>
+              <w:t>Обучение без учителя</w:t>
+            </w:r>
+          </w:p>
+        </w:tc>
+        <w:tc>
+          <w:tcPr>
+            <w:tcW w:w="0" w:type="auto"/>
+            <w:shd w:val="clear" w:color="auto" w:fill="auto"/>
+          </w:tcPr>
+          <w:p>
+            <w:pPr>
+              <w:keepNext/>
+              <w:rPr>
+                <w:szCs w:val="22"/>
+              </w:rPr>
+            </w:pPr>
+            <w:r>
+              <w:rPr>
+                <w:rFonts w:ascii="Times New Roman" w:hAnsi="Times New Roman"/>
+                <w:sz w:val="24"/>
+                <w:szCs w:val="22"/>
+              </w:rPr>
+              <w:t>Лабораторная работа №6. Сжатие многомерных измерений методом PCA с выбором числа компонент по ошибке восстановления</w:t>
+            </w:r>
+          </w:p>
+        </w:tc>
+      </w:tr>
+      <w:tr>
+        <w:trPr>
+          <w:cantSplit/>
+        </w:trPr>
+        <w:tc>
+          <w:tcPr>
+            <w:tcW w:w="0" w:type="auto"/>
+            <w:vMerge/>
+            <w:shd w:val="clear" w:color="auto" w:fill="auto"/>
+          </w:tcPr>
+          <w:p/>
+        </w:tc>
+        <w:tc>
+          <w:tcPr>
+            <w:tcW w:w="0" w:type="auto"/>
+            <w:shd w:val="clear" w:color="auto" w:fill="auto"/>
+          </w:tcPr>
+          <w:p>
+            <w:pPr>
+              <w:keepNext/>
+              <w:jc w:val="center"/>
+              <w:rPr>
+                <w:szCs w:val="22"/>
+              </w:rPr>
+            </w:pPr>
+            <w:r>
+              <w:rPr>
+                <w:rFonts w:ascii="Times New Roman" w:hAnsi="Times New Roman"/>
+                <w:sz w:val="24"/>
+                <w:szCs w:val="22"/>
+              </w:rPr>
+              <w:t>7</w:t>
+            </w:r>
+          </w:p>
+        </w:tc>
+        <w:tc>
+          <w:tcPr>
+            <w:tcW w:w="0" w:type="auto"/>
+            <w:shd w:val="clear" w:color="auto" w:fill="auto"/>
+          </w:tcPr>
+          <w:p>
+            <w:pPr>
+              <w:keepNext/>
+              <w:jc w:val="center"/>
+              <w:rPr>
+                <w:szCs w:val="22"/>
+              </w:rPr>
+            </w:pPr>
+            <w:r>
+              <w:rPr>
+                <w:rFonts w:ascii="Times New Roman" w:hAnsi="Times New Roman"/>
+                <w:sz w:val="24"/>
+                <w:szCs w:val="22"/>
+              </w:rPr>
+              <w:t>Оценивание и выбор модели</w:t>
+            </w:r>
+          </w:p>
+        </w:tc>
+        <w:tc>
+          <w:tcPr>
+            <w:tcW w:w="0" w:type="auto"/>
+            <w:shd w:val="clear" w:color="auto" w:fill="auto"/>
+          </w:tcPr>
+          <w:p>
+            <w:pPr>
+              <w:keepNext/>
+              <w:rPr>
+                <w:szCs w:val="22"/>
+              </w:rPr>
+            </w:pPr>
+            <w:r>
+              <w:rPr>
+                <w:rFonts w:ascii="Times New Roman" w:hAnsi="Times New Roman"/>
+                <w:sz w:val="24"/>
+                <w:szCs w:val="22"/>
+              </w:rPr>
+              <w:t>Лабораторная работа №7. Выбор классификатора вложенной перекрестной проверкой с учетом стоимости ошибок</w:t>
+            </w:r>
+          </w:p>
+        </w:tc>
+      </w:tr>
+      <w:tr>
+        <w:trPr>
+          <w:cantSplit/>
+        </w:trPr>
+        <w:tc>
+          <w:tcPr>
+            <w:tcW w:w="0" w:type="auto"/>
+            <w:vMerge/>
+            <w:shd w:val="clear" w:color="auto" w:fill="auto"/>
+          </w:tcPr>
+          <w:p/>
+        </w:tc>
+        <w:tc>
+          <w:tcPr>
+            <w:tcW w:w="0" w:type="auto"/>
+            <w:shd w:val="clear" w:color="auto" w:fill="auto"/>
+          </w:tcPr>
+          <w:p>
+            <w:pPr>
+              <w:keepNext/>
+              <w:jc w:val="center"/>
+              <w:rPr>
+                <w:szCs w:val="22"/>
+              </w:rPr>
+            </w:pPr>
+            <w:r>
+              <w:rPr>
+                <w:rFonts w:ascii="Times New Roman" w:hAnsi="Times New Roman"/>
+                <w:sz w:val="24"/>
+                <w:szCs w:val="22"/>
+              </w:rPr>
+              <w:t>8</w:t>
+            </w:r>
+          </w:p>
+        </w:tc>
+        <w:tc>
+          <w:tcPr>
+            <w:tcW w:w="0" w:type="auto"/>
+            <w:shd w:val="clear" w:color="auto" w:fill="auto"/>
+          </w:tcPr>
+          <w:p>
+            <w:pPr>
+              <w:keepNext/>
+              <w:jc w:val="center"/>
+              <w:rPr>
+                <w:szCs w:val="22"/>
+              </w:rPr>
+            </w:pPr>
+            <w:r>
+              <w:rPr>
+                <w:rFonts w:ascii="Times New Roman" w:hAnsi="Times New Roman"/>
+                <w:sz w:val="24"/>
+                <w:szCs w:val="22"/>
+              </w:rPr>
+              <w:t>Основы нейронных моделей</w:t>
+            </w:r>
+          </w:p>
+        </w:tc>
+        <w:tc>
+          <w:tcPr>
+            <w:tcW w:w="0" w:type="auto"/>
+            <w:shd w:val="clear" w:color="auto" w:fill="auto"/>
+          </w:tcPr>
+          <w:p>
+            <w:pPr>
+              <w:keepNext/>
+              <w:rPr>
+                <w:szCs w:val="22"/>
+              </w:rPr>
+            </w:pPr>
+            <w:r>
+              <w:rPr>
+                <w:rFonts w:ascii="Times New Roman" w:hAnsi="Times New Roman"/>
+                <w:sz w:val="24"/>
+                <w:szCs w:val="22"/>
+              </w:rPr>
+              <w:t>Лабораторная работа №8. Разработка малых MLP и варианта нормированного градиентного шага с сопоставлением с линейной моделью и деревьями</w:t>
+            </w:r>
+          </w:p>
+        </w:tc>
+      </w:tr>
+    </w:tbl>
+    <w:p>
+      <w:pPr>
+        <w:keepNext/>
+        <w:keepLines/>
+        <w:widowControl/>
+        <w:suppressAutoHyphens w:val="0"/>
+        <w:autoSpaceDE w:val="0"/>
+        <w:autoSpaceDN w:val="0"/>
+        <w:jc w:val="both"/>
+        <w:rPr>
+          <w:rFonts w:ascii="Times New Roman" w:eastAsia="Times New Roman" w:hAnsi="Times New Roman" w:cs="Times New Roman"/>
+          <w:color w:val="auto"/>
+          <w:sz w:val="28"/>
+          <w:szCs w:val="28"/>
+          <w:lang w:eastAsia="en-US" w:bidi="ar-SA"/>
+        </w:rPr>
+      </w:pPr>
+      <w:r>
+        <w:rPr>
+          <w:rFonts w:ascii="Times New Roman" w:eastAsia="Times New Roman" w:hAnsi="Times New Roman" w:cs="Times New Roman"/>
+          <w:color w:val="auto"/>
+          <w:sz w:val="28"/>
+          <w:szCs w:val="28"/>
+          <w:lang w:eastAsia="en-US" w:bidi="ar-SA"/>
+        </w:rPr>
+        <w:t>Дополнительная примерная тематика курсовых проектов</w:t>
+      </w:r>
+    </w:p>
+    <w:p>
+      <w:pPr>
+        <w:keepNext w:val="0"/>
+        <w:ind w:left="680"/>
+        <w:rPr>
+          <w:rFonts w:ascii="Times New Roman" w:hAnsi="Times New Roman" w:cs="Times New Roman"/>
+          <w:color w:val="auto"/>
+          <w:sz w:val="28"/>
+          <w:szCs w:val="28"/>
+        </w:rPr>
+      </w:pPr>
+      <w:r>
+        <w:rPr>
+          <w:rFonts w:ascii="Times New Roman" w:hAnsi="Times New Roman" w:cs="Times New Roman"/>
+          <w:color w:val="auto"/>
+          <w:sz w:val="28"/>
+          <w:szCs w:val="28"/>
+        </w:rPr>
+        <w:t>1. Прогнозирование стоимости недвижимости методами регуляризованной регрессии.</w:t>
+      </w:r>
+    </w:p>
+    <w:p>
+      <w:pPr>
+        <w:keepNext w:val="0"/>
+        <w:ind w:left="680"/>
+        <w:rPr>
+          <w:rFonts w:ascii="Times New Roman" w:hAnsi="Times New Roman" w:cs="Times New Roman"/>
+          <w:color w:val="auto"/>
+          <w:sz w:val="28"/>
+          <w:szCs w:val="28"/>
+        </w:rPr>
+      </w:pPr>
+      <w:r>
+        <w:rPr>
+          <w:rFonts w:ascii="Times New Roman" w:hAnsi="Times New Roman" w:cs="Times New Roman"/>
+          <w:color w:val="auto"/>
+          <w:sz w:val="28"/>
+          <w:szCs w:val="28"/>
+        </w:rPr>
+        <w:t>2. Прогнозирование энергопотребления по календарным и метеорологическим признакам.</w:t>
+      </w:r>
+    </w:p>
+    <w:p>
+      <w:pPr>
+        <w:keepNext w:val="0"/>
+        <w:ind w:left="680"/>
+        <w:rPr>
+          <w:rFonts w:ascii="Times New Roman" w:hAnsi="Times New Roman" w:cs="Times New Roman"/>
+          <w:color w:val="auto"/>
+          <w:sz w:val="28"/>
+          <w:szCs w:val="28"/>
+        </w:rPr>
+      </w:pPr>
+      <w:r>
+        <w:rPr>
+          <w:rFonts w:ascii="Times New Roman" w:hAnsi="Times New Roman" w:cs="Times New Roman"/>
+          <w:color w:val="auto"/>
+          <w:sz w:val="28"/>
+          <w:szCs w:val="28"/>
+        </w:rPr>
+        <w:t>3. Классификация типов растительности по числовым характеристикам наблюдений.</w:t>
+      </w:r>
+    </w:p>
+    <w:p>
+      <w:pPr>
+        <w:keepNext w:val="0"/>
+        <w:ind w:left="680"/>
+        <w:rPr>
+          <w:rFonts w:ascii="Times New Roman" w:hAnsi="Times New Roman" w:cs="Times New Roman"/>
+          <w:color w:val="auto"/>
+          <w:sz w:val="28"/>
+          <w:szCs w:val="28"/>
+        </w:rPr>
+      </w:pPr>
+      <w:r>
+        <w:rPr>
+          <w:rFonts w:ascii="Times New Roman" w:hAnsi="Times New Roman" w:cs="Times New Roman"/>
+          <w:color w:val="auto"/>
+          <w:sz w:val="28"/>
+          <w:szCs w:val="28"/>
+        </w:rPr>
+        <w:t>4. Оценка кредитного риска при несбалансированном распределении классов.</w:t>
+      </w:r>
+    </w:p>
+    <w:p>
+      <w:pPr>
+        <w:keepNext w:val="0"/>
+        <w:ind w:left="680"/>
+        <w:rPr>
+          <w:rFonts w:ascii="Times New Roman" w:hAnsi="Times New Roman" w:cs="Times New Roman"/>
+          <w:color w:val="auto"/>
+          <w:sz w:val="28"/>
+          <w:szCs w:val="28"/>
+        </w:rPr>
+      </w:pPr>
+      <w:r>
+        <w:rPr>
+          <w:rFonts w:ascii="Times New Roman" w:hAnsi="Times New Roman" w:cs="Times New Roman"/>
+          <w:color w:val="auto"/>
+          <w:sz w:val="28"/>
+          <w:szCs w:val="28"/>
+        </w:rPr>
+        <w:t>5. Прогнозирование отказов оборудования по данным датчиков.</w:t>
+      </w:r>
+    </w:p>
+    <w:p>
+      <w:pPr>
+        <w:keepNext w:val="0"/>
+        <w:ind w:left="680"/>
+        <w:rPr>
+          <w:rFonts w:ascii="Times New Roman" w:hAnsi="Times New Roman" w:cs="Times New Roman"/>
+          <w:color w:val="auto"/>
+          <w:sz w:val="28"/>
+          <w:szCs w:val="28"/>
+        </w:rPr>
+      </w:pPr>
+      <w:r>
+        <w:rPr>
+          <w:rFonts w:ascii="Times New Roman" w:hAnsi="Times New Roman" w:cs="Times New Roman"/>
+          <w:color w:val="auto"/>
+          <w:sz w:val="28"/>
+          <w:szCs w:val="28"/>
+        </w:rPr>
+        <w:t>6. Классификация режимов механической системы по экспериментальным измерениям.</w:t>
+      </w:r>
+    </w:p>
+    <w:p>
+      <w:pPr>
+        <w:keepNext w:val="0"/>
+        <w:ind w:left="680"/>
+        <w:rPr>
+          <w:rFonts w:ascii="Times New Roman" w:hAnsi="Times New Roman" w:cs="Times New Roman"/>
+          <w:color w:val="auto"/>
+          <w:sz w:val="28"/>
+          <w:szCs w:val="28"/>
+        </w:rPr>
+      </w:pPr>
+      <w:r>
+        <w:rPr>
+          <w:rFonts w:ascii="Times New Roman" w:hAnsi="Times New Roman" w:cs="Times New Roman"/>
+          <w:color w:val="auto"/>
+          <w:sz w:val="28"/>
+          <w:szCs w:val="28"/>
+        </w:rPr>
+        <w:t>7. Выявление аномалий в многомерных показаниях сенсоров.</w:t>
+      </w:r>
+    </w:p>
+    <w:p>
+      <w:pPr>
+        <w:keepNext w:val="0"/>
+        <w:ind w:left="680"/>
+        <w:rPr>
+          <w:rFonts w:ascii="Times New Roman" w:hAnsi="Times New Roman" w:cs="Times New Roman"/>
+          <w:color w:val="auto"/>
+          <w:sz w:val="28"/>
+          <w:szCs w:val="28"/>
+        </w:rPr>
+      </w:pPr>
+      <w:r>
+        <w:rPr>
+          <w:rFonts w:ascii="Times New Roman" w:hAnsi="Times New Roman" w:cs="Times New Roman"/>
+          <w:color w:val="auto"/>
+          <w:sz w:val="28"/>
+          <w:szCs w:val="28"/>
+        </w:rPr>
+        <w:t>8. Кластеризация территорий по социально-экономическим показателям.</w:t>
+      </w:r>
+    </w:p>
+    <w:p>
+      <w:pPr>
+        <w:keepNext w:val="0"/>
+        <w:ind w:left="680"/>
+        <w:rPr>
+          <w:rFonts w:ascii="Times New Roman" w:hAnsi="Times New Roman" w:cs="Times New Roman"/>
+          <w:color w:val="auto"/>
+          <w:sz w:val="28"/>
+          <w:szCs w:val="28"/>
+        </w:rPr>
+      </w:pPr>
+      <w:r>
+        <w:rPr>
+          <w:rFonts w:ascii="Times New Roman" w:hAnsi="Times New Roman" w:cs="Times New Roman"/>
+          <w:color w:val="auto"/>
+          <w:sz w:val="28"/>
+          <w:szCs w:val="28"/>
+        </w:rPr>
+        <w:t>9. Кластеризация материалов по физическим характеристикам.</w:t>
+      </w:r>
+    </w:p>
+    <w:p>
+      <w:pPr>
+        <w:keepNext w:val="0"/>
+        <w:ind w:left="680"/>
+        <w:rPr>
+          <w:rFonts w:ascii="Times New Roman" w:hAnsi="Times New Roman" w:cs="Times New Roman"/>
+          <w:color w:val="auto"/>
+          <w:sz w:val="28"/>
+          <w:szCs w:val="28"/>
+        </w:rPr>
+      </w:pPr>
+      <w:r>
+        <w:rPr>
+          <w:rFonts w:ascii="Times New Roman" w:hAnsi="Times New Roman" w:cs="Times New Roman"/>
+          <w:color w:val="auto"/>
+          <w:sz w:val="28"/>
+          <w:szCs w:val="28"/>
+        </w:rPr>
+        <w:t>10. Снижение размерности спектральных измерений методом главных компонент.</w:t>
+      </w:r>
+    </w:p>
+    <w:p>
+      <w:pPr>
+        <w:keepNext w:val="0"/>
+        <w:ind w:left="680"/>
+        <w:rPr>
+          <w:rFonts w:ascii="Times New Roman" w:hAnsi="Times New Roman" w:cs="Times New Roman"/>
+          <w:color w:val="auto"/>
+          <w:sz w:val="28"/>
+          <w:szCs w:val="28"/>
+        </w:rPr>
+      </w:pPr>
+      <w:r>
+        <w:rPr>
+          <w:rFonts w:ascii="Times New Roman" w:hAnsi="Times New Roman" w:cs="Times New Roman"/>
+          <w:color w:val="auto"/>
+          <w:sz w:val="28"/>
+          <w:szCs w:val="28"/>
+        </w:rPr>
+        <w:t>11. Сравнение ridge, lasso и elastic net при коррелированных признаках.</w:t>
+      </w:r>
+    </w:p>
+    <w:p>
+      <w:pPr>
+        <w:keepNext w:val="0"/>
+        <w:ind w:left="680"/>
+        <w:rPr>
+          <w:rFonts w:ascii="Times New Roman" w:hAnsi="Times New Roman" w:cs="Times New Roman"/>
+          <w:color w:val="auto"/>
+          <w:sz w:val="28"/>
+          <w:szCs w:val="28"/>
+        </w:rPr>
+      </w:pPr>
+      <w:r>
+        <w:rPr>
+          <w:rFonts w:ascii="Times New Roman" w:hAnsi="Times New Roman" w:cs="Times New Roman"/>
+          <w:color w:val="auto"/>
+          <w:sz w:val="28"/>
+          <w:szCs w:val="28"/>
+        </w:rPr>
+        <w:t>12. Исследование влияния выбросов на качество регрессионной модели.</w:t>
+      </w:r>
+    </w:p>
+    <w:p>
+      <w:pPr>
+        <w:keepNext w:val="0"/>
+        <w:ind w:left="680"/>
+        <w:rPr>
+          <w:rFonts w:ascii="Times New Roman" w:hAnsi="Times New Roman" w:cs="Times New Roman"/>
+          <w:color w:val="auto"/>
+          <w:sz w:val="28"/>
+          <w:szCs w:val="28"/>
+        </w:rPr>
+      </w:pPr>
+      <w:r>
+        <w:rPr>
+          <w:rFonts w:ascii="Times New Roman" w:hAnsi="Times New Roman" w:cs="Times New Roman"/>
+          <w:color w:val="auto"/>
+          <w:sz w:val="28"/>
+          <w:szCs w:val="28"/>
+        </w:rPr>
+        <w:t>13. Сравнение способов обработки пропусков в табличных данных.</w:t>
+      </w:r>
+    </w:p>
+    <w:p>
+      <w:pPr>
+        <w:keepNext w:val="0"/>
+        <w:ind w:left="680"/>
+        <w:rPr>
+          <w:rFonts w:ascii="Times New Roman" w:hAnsi="Times New Roman" w:cs="Times New Roman"/>
+          <w:color w:val="auto"/>
+          <w:sz w:val="28"/>
+          <w:szCs w:val="28"/>
+        </w:rPr>
+      </w:pPr>
+      <w:r>
+        <w:rPr>
+          <w:rFonts w:ascii="Times New Roman" w:hAnsi="Times New Roman" w:cs="Times New Roman"/>
+          <w:color w:val="auto"/>
+          <w:sz w:val="28"/>
+          <w:szCs w:val="28"/>
+        </w:rPr>
+        <w:t>14. Исследование способов кодирования категориальных признаков.</w:t>
+      </w:r>
+    </w:p>
+    <w:p>
+      <w:pPr>
+        <w:keepNext w:val="0"/>
+        <w:ind w:left="680"/>
+        <w:rPr>
+          <w:rFonts w:ascii="Times New Roman" w:hAnsi="Times New Roman" w:cs="Times New Roman"/>
+          <w:color w:val="auto"/>
+          <w:sz w:val="28"/>
+          <w:szCs w:val="28"/>
+        </w:rPr>
+      </w:pPr>
+      <w:r>
+        <w:rPr>
+          <w:rFonts w:ascii="Times New Roman" w:hAnsi="Times New Roman" w:cs="Times New Roman"/>
+          <w:color w:val="auto"/>
+          <w:sz w:val="28"/>
+          <w:szCs w:val="28"/>
+        </w:rPr>
+        <w:t>15. Отбор признаков и оценка устойчивости предсказательной модели.</w:t>
+      </w:r>
+    </w:p>
+    <w:p>
+      <w:pPr>
+        <w:keepNext w:val="0"/>
+        <w:ind w:left="680"/>
+        <w:rPr>
+          <w:rFonts w:ascii="Times New Roman" w:hAnsi="Times New Roman" w:cs="Times New Roman"/>
+          <w:color w:val="auto"/>
+          <w:sz w:val="28"/>
+          <w:szCs w:val="28"/>
+        </w:rPr>
+      </w:pPr>
+      <w:r>
+        <w:rPr>
+          <w:rFonts w:ascii="Times New Roman" w:hAnsi="Times New Roman" w:cs="Times New Roman"/>
+          <w:color w:val="auto"/>
+          <w:sz w:val="28"/>
+          <w:szCs w:val="28"/>
+        </w:rPr>
+        <w:t>16. Сравнение метрических классификаторов при различных мерах расстояния.</w:t>
+      </w:r>
+    </w:p>
+    <w:p>
+      <w:pPr>
+        <w:keepNext w:val="0"/>
+        <w:ind w:left="680"/>
+        <w:rPr>
+          <w:rFonts w:ascii="Times New Roman" w:hAnsi="Times New Roman" w:cs="Times New Roman"/>
+          <w:color w:val="auto"/>
+          <w:sz w:val="28"/>
+          <w:szCs w:val="28"/>
+        </w:rPr>
+      </w:pPr>
+      <w:r>
+        <w:rPr>
+          <w:rFonts w:ascii="Times New Roman" w:hAnsi="Times New Roman" w:cs="Times New Roman"/>
+          <w:color w:val="auto"/>
+          <w:sz w:val="28"/>
+          <w:szCs w:val="28"/>
+        </w:rPr>
+        <w:t>17. Исследование ядер метода опорных векторов на нелинейно разделимых данных.</w:t>
+      </w:r>
+    </w:p>
+    <w:p>
+      <w:pPr>
+        <w:keepNext w:val="0"/>
+        <w:ind w:left="680"/>
+        <w:rPr>
+          <w:rFonts w:ascii="Times New Roman" w:hAnsi="Times New Roman" w:cs="Times New Roman"/>
+          <w:color w:val="auto"/>
+          <w:sz w:val="28"/>
+          <w:szCs w:val="28"/>
+        </w:rPr>
+      </w:pPr>
+      <w:r>
+        <w:rPr>
+          <w:rFonts w:ascii="Times New Roman" w:hAnsi="Times New Roman" w:cs="Times New Roman"/>
+          <w:color w:val="auto"/>
+          <w:sz w:val="28"/>
+          <w:szCs w:val="28"/>
+        </w:rPr>
+        <w:t>18. Сравнение вероятностного и дискриминативного подходов к классификации.</w:t>
+      </w:r>
+    </w:p>
+    <w:p>
+      <w:pPr>
+        <w:keepNext w:val="0"/>
+        <w:ind w:left="680"/>
+        <w:rPr>
+          <w:rFonts w:ascii="Times New Roman" w:hAnsi="Times New Roman" w:cs="Times New Roman"/>
+          <w:color w:val="auto"/>
+          <w:sz w:val="28"/>
+          <w:szCs w:val="28"/>
+        </w:rPr>
+      </w:pPr>
+      <w:r>
+        <w:rPr>
+          <w:rFonts w:ascii="Times New Roman" w:hAnsi="Times New Roman" w:cs="Times New Roman"/>
+          <w:color w:val="auto"/>
+          <w:sz w:val="28"/>
+          <w:szCs w:val="28"/>
+        </w:rPr>
+        <w:t>19. Исследование глубины дерева решений и качества обобщения.</w:t>
+      </w:r>
+    </w:p>
+    <w:p>
+      <w:pPr>
+        <w:keepNext w:val="0"/>
+        <w:ind w:left="680"/>
+        <w:rPr>
+          <w:rFonts w:ascii="Times New Roman" w:hAnsi="Times New Roman" w:cs="Times New Roman"/>
+          <w:color w:val="auto"/>
+          <w:sz w:val="28"/>
+          <w:szCs w:val="28"/>
+        </w:rPr>
+      </w:pPr>
+      <w:r>
+        <w:rPr>
+          <w:rFonts w:ascii="Times New Roman" w:hAnsi="Times New Roman" w:cs="Times New Roman"/>
+          <w:color w:val="auto"/>
+          <w:sz w:val="28"/>
+          <w:szCs w:val="28"/>
+        </w:rPr>
+        <w:t>20. Сравнение случайного леса и градиентного бустинга.</w:t>
+      </w:r>
+    </w:p>
+    <w:p>
+      <w:pPr>
+        <w:keepNext w:val="0"/>
+        <w:ind w:left="680"/>
+        <w:rPr>
+          <w:rFonts w:ascii="Times New Roman" w:hAnsi="Times New Roman" w:cs="Times New Roman"/>
+          <w:color w:val="auto"/>
+          <w:sz w:val="28"/>
+          <w:szCs w:val="28"/>
+        </w:rPr>
+      </w:pPr>
+      <w:r>
+        <w:rPr>
+          <w:rFonts w:ascii="Times New Roman" w:hAnsi="Times New Roman" w:cs="Times New Roman"/>
+          <w:color w:val="auto"/>
+          <w:sz w:val="28"/>
+          <w:szCs w:val="28"/>
+        </w:rPr>
+        <w:t>21. Настройка ансамбля моделей для многоклассовой классификации.</w:t>
+      </w:r>
+    </w:p>
+    <w:p>
+      <w:pPr>
+        <w:keepNext w:val="0"/>
+        <w:ind w:left="680"/>
+        <w:rPr>
+          <w:rFonts w:ascii="Times New Roman" w:hAnsi="Times New Roman" w:cs="Times New Roman"/>
+          <w:color w:val="auto"/>
+          <w:sz w:val="28"/>
+          <w:szCs w:val="28"/>
+        </w:rPr>
+      </w:pPr>
+      <w:r>
+        <w:rPr>
+          <w:rFonts w:ascii="Times New Roman" w:hAnsi="Times New Roman" w:cs="Times New Roman"/>
+          <w:color w:val="auto"/>
+          <w:sz w:val="28"/>
+          <w:szCs w:val="28"/>
+        </w:rPr>
+        <w:t>22. Сравнение методов балансировки классов и взвешивания функции потерь.</w:t>
+      </w:r>
+    </w:p>
+    <w:p>
+      <w:pPr>
+        <w:keepNext w:val="0"/>
+        <w:ind w:left="680"/>
+        <w:rPr>
+          <w:rFonts w:ascii="Times New Roman" w:hAnsi="Times New Roman" w:cs="Times New Roman"/>
+          <w:color w:val="auto"/>
+          <w:sz w:val="28"/>
+          <w:szCs w:val="28"/>
+        </w:rPr>
+      </w:pPr>
+      <w:r>
+        <w:rPr>
+          <w:rFonts w:ascii="Times New Roman" w:hAnsi="Times New Roman" w:cs="Times New Roman"/>
+          <w:color w:val="auto"/>
+          <w:sz w:val="28"/>
+          <w:szCs w:val="28"/>
+        </w:rPr>
+        <w:t>23. Выбор порога классификации с учетом стоимости ошибок.</w:t>
+      </w:r>
+    </w:p>
+    <w:p>
+      <w:pPr>
+        <w:keepNext w:val="0"/>
+        <w:ind w:left="680"/>
+        <w:rPr>
+          <w:rFonts w:ascii="Times New Roman" w:hAnsi="Times New Roman" w:cs="Times New Roman"/>
+          <w:color w:val="auto"/>
+          <w:sz w:val="28"/>
+          <w:szCs w:val="28"/>
+        </w:rPr>
+      </w:pPr>
+      <w:r>
+        <w:rPr>
+          <w:rFonts w:ascii="Times New Roman" w:hAnsi="Times New Roman" w:cs="Times New Roman"/>
+          <w:color w:val="auto"/>
+          <w:sz w:val="28"/>
+          <w:szCs w:val="28"/>
+        </w:rPr>
+        <w:t>24. Калибровка вероятностей бинарного классификатора.</w:t>
+      </w:r>
+    </w:p>
+    <w:p>
+      <w:pPr>
+        <w:keepNext w:val="0"/>
+        <w:ind w:left="680"/>
+        <w:rPr>
+          <w:rFonts w:ascii="Times New Roman" w:hAnsi="Times New Roman" w:cs="Times New Roman"/>
+          <w:color w:val="auto"/>
+          <w:sz w:val="28"/>
+          <w:szCs w:val="28"/>
+        </w:rPr>
+      </w:pPr>
+      <w:r>
+        <w:rPr>
+          <w:rFonts w:ascii="Times New Roman" w:hAnsi="Times New Roman" w:cs="Times New Roman"/>
+          <w:color w:val="auto"/>
+          <w:sz w:val="28"/>
+          <w:szCs w:val="28"/>
+        </w:rPr>
+        <w:t>25. Оценка неопределенности качества модели с помощью бутстрепа.</w:t>
+      </w:r>
+    </w:p>
+    <w:p>
+      <w:pPr>
+        <w:keepNext w:val="0"/>
+        <w:ind w:left="680"/>
+        <w:rPr>
+          <w:rFonts w:ascii="Times New Roman" w:hAnsi="Times New Roman" w:cs="Times New Roman"/>
+          <w:color w:val="auto"/>
+          <w:sz w:val="28"/>
+          <w:szCs w:val="28"/>
+        </w:rPr>
+      </w:pPr>
+      <w:r>
+        <w:rPr>
+          <w:rFonts w:ascii="Times New Roman" w:hAnsi="Times New Roman" w:cs="Times New Roman"/>
+          <w:color w:val="auto"/>
+          <w:sz w:val="28"/>
+          <w:szCs w:val="28"/>
+        </w:rPr>
+        <w:t>26. Сравнение способов перекрестной проверки на группированных наблюдениях.</w:t>
+      </w:r>
+    </w:p>
+    <w:p>
+      <w:pPr>
+        <w:keepNext w:val="0"/>
+        <w:ind w:left="680"/>
+        <w:rPr>
+          <w:rFonts w:ascii="Times New Roman" w:hAnsi="Times New Roman" w:cs="Times New Roman"/>
+          <w:color w:val="auto"/>
+          <w:sz w:val="28"/>
+          <w:szCs w:val="28"/>
+        </w:rPr>
+      </w:pPr>
+      <w:r>
+        <w:rPr>
+          <w:rFonts w:ascii="Times New Roman" w:hAnsi="Times New Roman" w:cs="Times New Roman"/>
+          <w:color w:val="auto"/>
+          <w:sz w:val="28"/>
+          <w:szCs w:val="28"/>
+        </w:rPr>
+        <w:t>27. Предотвращение утечки данных при построении конвейера обработки.</w:t>
+      </w:r>
+    </w:p>
+    <w:p>
+      <w:pPr>
+        <w:keepNext w:val="0"/>
+        <w:ind w:left="680"/>
+        <w:rPr>
+          <w:rFonts w:ascii="Times New Roman" w:hAnsi="Times New Roman" w:cs="Times New Roman"/>
+          <w:color w:val="auto"/>
+          <w:sz w:val="28"/>
+          <w:szCs w:val="28"/>
+        </w:rPr>
+      </w:pPr>
+      <w:r>
+        <w:rPr>
+          <w:rFonts w:ascii="Times New Roman" w:hAnsi="Times New Roman" w:cs="Times New Roman"/>
+          <w:color w:val="auto"/>
+          <w:sz w:val="28"/>
+          <w:szCs w:val="28"/>
+        </w:rPr>
+        <w:t>28. Исследование устойчивости классификатора к шуму входных признаков.</w:t>
+      </w:r>
+    </w:p>
+    <w:p>
+      <w:pPr>
+        <w:keepNext w:val="0"/>
+        <w:ind w:left="680"/>
+        <w:rPr>
+          <w:rFonts w:ascii="Times New Roman" w:hAnsi="Times New Roman" w:cs="Times New Roman"/>
+          <w:color w:val="auto"/>
+          <w:sz w:val="28"/>
+          <w:szCs w:val="28"/>
+        </w:rPr>
+      </w:pPr>
+      <w:r>
+        <w:rPr>
+          <w:rFonts w:ascii="Times New Roman" w:hAnsi="Times New Roman" w:cs="Times New Roman"/>
+          <w:color w:val="auto"/>
+          <w:sz w:val="28"/>
+          <w:szCs w:val="28"/>
+        </w:rPr>
+        <w:t>29. Сравнение многослойного перцептрона и классических моделей на табличных данных.</w:t>
+      </w:r>
+    </w:p>
+    <w:p>
+      <w:pPr>
+        <w:keepNext w:val="0"/>
+        <w:ind w:left="680"/>
+        <w:rPr>
+          <w:rFonts w:ascii="Times New Roman" w:hAnsi="Times New Roman" w:cs="Times New Roman"/>
+          <w:color w:val="auto"/>
+          <w:sz w:val="28"/>
+          <w:szCs w:val="28"/>
+        </w:rPr>
+      </w:pPr>
+      <w:r>
+        <w:rPr>
+          <w:rFonts w:ascii="Times New Roman" w:hAnsi="Times New Roman" w:cs="Times New Roman"/>
+          <w:color w:val="auto"/>
+          <w:sz w:val="28"/>
+          <w:szCs w:val="28"/>
+        </w:rPr>
+        <w:t>30. Аппроксимация отклика математической модели методами машинного обучения.</w:t>
+      </w:r>
+    </w:p>
+    <w:p>
+      <w:pPr>
         <w:spacing w:line="240" w:lineRule="auto"/>
         <w:ind w:right="-1"/>
         <w:jc w:val="center"/>
@@ -7723,7 +9194,7 @@
                 <w:szCs w:val="28"/>
                 <w:lang w:val="ru-RU"/>
               </w:rPr>
-              <w:t>работа выполнена в полном объеме с соблюдением необходимой последовательности и требований к проведению опытов;</w:t>
+              <w:t>работа выполнена в полном объеме с соблюдением необходимой последовательности и требований к выполнению задания;</w:t>
             </w:r>
           </w:p>
           <w:p>
@@ -7750,7 +9221,7 @@
                 <w:szCs w:val="28"/>
                 <w:lang w:val="ru-RU"/>
               </w:rPr>
-              <w:t xml:space="preserve">опыты проведены в условиях и режимах, обеспечивающих получение результатов и выводов с наибольшей точностью; </w:t>
+              <w:t xml:space="preserve">методы и средства решения задачи применены корректно и обеспечивают получение проверяемых результатов и обоснованных выводов с необходимой точностью;</w:t>
             </w:r>
           </w:p>
           <w:p>
@@ -7777,7 +9248,7 @@
                 <w:szCs w:val="28"/>
                 <w:lang w:val="ru-RU"/>
               </w:rPr>
-              <w:t xml:space="preserve">научно грамотно, логично описаны наблюдения и сформированы выводы из опыта. В представленном отчете правильно и аккуратно выполнены все записи, </w:t>
+              <w:t xml:space="preserve">научно грамотно, логично описаны методы решения и результаты, правильно использованы понятия и терминология, сформулированы обоснованные выводы. В представленном отчете правильно и аккуратно выполнены все записи, таблицы, рисунки, графики, чертежи, вычисления и сделаны выводы;</w:t>
             </w:r>
             <w:r>
               <w:rPr>
@@ -7785,7 +9256,7 @@
                 <w:szCs w:val="28"/>
                 <w:lang w:val="ru-RU"/>
               </w:rPr>
-              <w:t xml:space="preserve">таблицы, рисунки, графики, чертежи, вычисления и сделаны выводы; </w:t>
+              <w:t xml:space="preserve"/>
             </w:r>
           </w:p>
           <w:p>
@@ -7813,7 +9284,7 @@
                 <w:szCs w:val="28"/>
                 <w:lang w:val="ru-RU"/>
               </w:rPr>
-              <w:t>эксперимент осуществляется по плану с учетом техники безопасности и правил работы с материалами и оборудованием.</w:t>
+              <w:t>работа выполнена по плану; при защите обучающийся обосновывает выбор методов и средств решения задачи и объясняет результаты, представленные в отчете.</w:t>
             </w:r>
           </w:p>
         </w:tc>
@@ -7876,7 +9347,7 @@
                 <w:szCs w:val="28"/>
                 <w:lang w:val="ru-RU"/>
               </w:rPr>
-              <w:t xml:space="preserve">работа выполнена не полностью и объем выполненной работы не позволяет сделать правильных выводов; </w:t>
+              <w:t xml:space="preserve">работа выполнена не полностью и объем выполненной работы не позволяет сделать правильных выводов;</w:t>
             </w:r>
           </w:p>
           <w:p>
@@ -7904,7 +9375,7 @@
                 <w:szCs w:val="28"/>
                 <w:lang w:val="ru-RU"/>
               </w:rPr>
-              <w:t>опыты, измерения, вычисления, наблюдения произведены неправильно;</w:t>
+              <w:t>методы решения задания применены неправильно; вычисления и/или анализ результатов содержат ошибки;</w:t>
             </w:r>
           </w:p>
           <w:p>
@@ -7933,7 +9404,7 @@
                 <w:szCs w:val="28"/>
                 <w:lang w:val="ru-RU"/>
               </w:rPr>
-              <w:t>допущены грубые ошибки в ходе эксперимента.</w:t>
+              <w:t>допущены грубые ошибки в ходе выполнения работы.</w:t>
             </w:r>
           </w:p>
         </w:tc>
